--- a/steganography/docs/reports/2025/3/11/ПР3.docx
+++ b/steganography/docs/reports/2025/3/11/ПР3.docx
@@ -377,7 +377,7 @@
           <w:rFonts w:ascii="Times New Roman" w:hAnsi="Times New Roman"/>
           <w:sz w:val="28"/>
         </w:rPr>
-        <w:t>В качестве лингвистического параметра выбрана чётность числа русских гласных букв в строке. Множество гласных: А, Е, Ё, И, О, У, Ы, Э, Ю, Я (в любом регистре). Если число гласных V(S) чётное, строка S относится к подмножеству Y (бит «1», ответ «ДА»); если нечётное — к подмножеству N (бит «0», ответ «НЕТ»). Любая осмысленная русская строка попадает в одно из двух подмножеств, поэтому метод определён на всём множестве предложений естественного языка.</w:t>
+        <w:t>В качестве исходного лингвистического параметра сохранена чётность числа русских гласных букв в строке. Алгоритм дополнен проверкой длины первого слова. Строка S относится к подмножеству Y (бит «1», ответ «ДА»), если число гласных V(S) чётное и первое слово содержит больше 5 букв. Если хотя бы одно условие не выполнено, строка относится к подмножеству N (бит «0», ответ «НЕТ»).</w:t>
       </w:r>
     </w:p>
     <w:p>
@@ -389,7 +389,7 @@
           <w:rFonts w:ascii="Times New Roman" w:hAnsi="Times New Roman"/>
           <w:sz w:val="28"/>
         </w:rPr>
-        <w:t>Чтобы передать желаемый бит, отправитель формулирует осмысленную строку с подходящей чётностью числа гласных. При необходимости чётность корректируется минимальной правкой: заменой слова синонимом, добавлением или удалением частицы.</w:t>
+        <w:t>Чтобы передать бит 1, отправитель формулирует осмысленную строку с чётным числом гласных и первым словом длиннее пяти букв. Для передачи бита 0 достаточно нарушить хотя бы одно из этих условий.</w:t>
       </w:r>
     </w:p>
     <w:p>
@@ -434,7 +434,7 @@
           <w:b w:val="0"/>
           <w:sz w:val="24"/>
         </w:rPr>
-        <w:t>2) посчитать V — число гласных (А, Е, Ё, И, О, У, Ы, Э, Ю, Я) в S;</w:t>
+        <w:t>2) посчитать V — число русских гласных букв в S;</w:t>
       </w:r>
     </w:p>
     <w:p>
@@ -449,7 +449,7 @@
           <w:b w:val="0"/>
           <w:sz w:val="24"/>
         </w:rPr>
-        <w:t>3) если V чётное — строка из Y, ответ «ДА» (скрыт бит 1);</w:t>
+        <w:t>3) найти первое слово и посчитать L — число букв в нём без окружающей пунктуации и дефиса;</w:t>
       </w:r>
     </w:p>
     <w:p>
@@ -464,7 +464,7 @@
           <w:b w:val="0"/>
           <w:sz w:val="24"/>
         </w:rPr>
-        <w:t xml:space="preserve">   если V нечётное — строка из N, ответ «НЕТ» (скрыт бит 0).</w:t>
+        <w:t>4) если V чётное и L &gt; 5 — строка из Y, ответ «ДА»; иначе — строка из N, ответ «НЕТ».</w:t>
       </w:r>
     </w:p>
     <w:p>
@@ -494,7 +494,7 @@
           <w:b w:val="0"/>
           <w:sz w:val="28"/>
         </w:rPr>
-        <w:t>Чтобы передать бит b, отправитель формулирует осмысленную строку с нужной чётностью числа гласных (чётное для b=1, нечётное для b=0). При необходимости чётность корректируется минимальной правкой, не меняющей смысл: замена слова синонимом, добавление или удаление частицы/союза («и», «не») меняет число гласных на единицу. Признак статистический (пункт «a» условия), метод определён на всём множестве осмысленных строк и обратим без ключа.</w:t>
+        <w:t>Исходная проверка чётности сохраняется: для бита 1 подбирается строка с чётным числом гласных, после чего проверяется, что первое слово длиннее пяти букв. При необходимости меняется первое слово на подходящий синоним либо корректируется чётность минимальной правкой. Для бита 0 нарушается хотя бы одно условие.</w:t>
       </w:r>
     </w:p>
     <w:p>
@@ -628,7 +628,7 @@
           <w:rFonts w:ascii="Times New Roman" w:hAnsi="Times New Roman"/>
           <w:sz w:val="28"/>
         </w:rPr>
-        <w:t>• domain/linguistic_bit_in_string/services/parity_classifier.py — доменный сервис классификации по чётности числа гласных.</w:t>
+        <w:t>• domain/linguistic_bit_in_string/services/parity_classifier.py — доменный сервис классификации по чётности числа гласных и длине первого слова.</w:t>
       </w:r>
     </w:p>
     <w:p>
@@ -641,7 +641,7 @@
           <w:rFonts w:ascii="Times New Roman" w:hAnsi="Times New Roman"/>
           <w:sz w:val="28"/>
         </w:rPr>
-        <w:t>• domain/linguistic_bit_in_string/value_objects/string_classification.py — VO результата (строка + бит + ответ + значение признака).</w:t>
+        <w:t>• domain/linguistic_bit_in_string/value_objects/string_classification.py — VO результата со значениями обоих признаков.</w:t>
       </w:r>
     </w:p>
     <w:p>
@@ -822,7 +822,7 @@
           <w:i/>
           <w:sz w:val="26"/>
         </w:rPr>
-        <w:t>Листинг 2 — классификатор по чётности</w:t>
+        <w:t>Листинг 2 — дополненный классификатор</w:t>
       </w:r>
     </w:p>
     <w:p>
@@ -906,7 +906,7 @@
           <w:rFonts w:ascii="Times New Roman" w:hAnsi="Times New Roman"/>
           <w:sz w:val="28"/>
         </w:rPr>
-        <w:t>В качестве входного набора взят текст контейнера из ПР2 — стихотворение А. Барто «Верёвочка» (файл resources/linguistic_samples/input.txt, 20 строк ≤50 символов). По результатам классификации получено 10 строк с ответом «ДА» (чётное число гласных) и 10 строк с ответом «НЕТ» (нечётное), что соответствует требованию условия (10 + 10).</w:t>
+        <w:t>В качестве входного набора взят текст контейнера из ПР2 — стихотворение А. Барто «Верёвочка» (файл resources/linguistic_samples/input.txt, 20 строк ≤50 символов). Три строки минимально переформулированы, чтобы сохранить требуемое соотношение. Получено 10 строк «ДА», одновременно удовлетворяющих обоим условиям, и 10 строк «НЕТ».</w:t>
       </w:r>
     </w:p>
     <w:tbl>
@@ -914,31 +914,31 @@
         <w:tblStyle w:val="TableGrid"/>
         <w:tblW w:type="auto" w:w="0"/>
         <w:jc w:val="center"/>
+        <w:tblLayout w:type="fixed"/>
         <w:tblLook w:firstColumn="1" w:firstRow="1" w:lastColumn="0" w:lastRow="0" w:noHBand="0" w:noVBand="1" w:val="04A0"/>
       </w:tblPr>
       <w:tblGrid>
-        <w:gridCol w:w="2422"/>
-        <w:gridCol w:w="2422"/>
-        <w:gridCol w:w="2422"/>
-        <w:gridCol w:w="2422"/>
+        <w:gridCol w:w="454"/>
+        <w:gridCol w:w="907"/>
+        <w:gridCol w:w="1020"/>
+        <w:gridCol w:w="1474"/>
+        <w:gridCol w:w="5216"/>
       </w:tblGrid>
       <w:tr>
         <w:tc>
           <w:tcPr>
-            <w:tcW w:type="dxa" w:w="2422"/>
+            <w:tcW w:type="dxa" w:w="454"/>
           </w:tcPr>
           <w:p>
             <w:pPr>
               <w:spacing w:line="240" w:lineRule="auto"/>
               <w:ind w:firstLine="0"/>
-              <w:jc w:val="center"/>
             </w:pPr>
-            <w:r/>
             <w:r>
               <w:rPr>
                 <w:rFonts w:ascii="Times New Roman" w:hAnsi="Times New Roman"/>
                 <w:b/>
-                <w:sz w:val="24"/>
+                <w:sz w:val="20"/>
               </w:rPr>
               <w:t>#</w:t>
             </w:r>
@@ -946,20 +946,18 @@
         </w:tc>
         <w:tc>
           <w:tcPr>
-            <w:tcW w:type="dxa" w:w="2422"/>
+            <w:tcW w:type="dxa" w:w="907"/>
           </w:tcPr>
           <w:p>
             <w:pPr>
               <w:spacing w:line="240" w:lineRule="auto"/>
               <w:ind w:firstLine="0"/>
-              <w:jc w:val="center"/>
             </w:pPr>
-            <w:r/>
             <w:r>
               <w:rPr>
                 <w:rFonts w:ascii="Times New Roman" w:hAnsi="Times New Roman"/>
                 <w:b/>
-                <w:sz w:val="24"/>
+                <w:sz w:val="20"/>
               </w:rPr>
               <w:t>Ответ</w:t>
             </w:r>
@@ -967,20 +965,18 @@
         </w:tc>
         <w:tc>
           <w:tcPr>
-            <w:tcW w:type="dxa" w:w="2422"/>
+            <w:tcW w:type="dxa" w:w="1020"/>
           </w:tcPr>
           <w:p>
             <w:pPr>
               <w:spacing w:line="240" w:lineRule="auto"/>
               <w:ind w:firstLine="0"/>
-              <w:jc w:val="center"/>
             </w:pPr>
-            <w:r/>
             <w:r>
               <w:rPr>
                 <w:rFonts w:ascii="Times New Roman" w:hAnsi="Times New Roman"/>
                 <w:b/>
-                <w:sz w:val="24"/>
+                <w:sz w:val="20"/>
               </w:rPr>
               <w:t>Гласных</w:t>
             </w:r>
@@ -988,20 +984,37 @@
         </w:tc>
         <w:tc>
           <w:tcPr>
-            <w:tcW w:type="dxa" w:w="2422"/>
+            <w:tcW w:type="dxa" w:w="1474"/>
           </w:tcPr>
           <w:p>
             <w:pPr>
               <w:spacing w:line="240" w:lineRule="auto"/>
               <w:ind w:firstLine="0"/>
-              <w:jc w:val="center"/>
             </w:pPr>
-            <w:r/>
             <w:r>
               <w:rPr>
                 <w:rFonts w:ascii="Times New Roman" w:hAnsi="Times New Roman"/>
                 <w:b/>
-                <w:sz w:val="24"/>
+                <w:sz w:val="20"/>
+              </w:rPr>
+              <w:t>Первое слово</w:t>
+            </w:r>
+          </w:p>
+        </w:tc>
+        <w:tc>
+          <w:tcPr>
+            <w:tcW w:type="dxa" w:w="5216"/>
+          </w:tcPr>
+          <w:p>
+            <w:pPr>
+              <w:spacing w:line="240" w:lineRule="auto"/>
+              <w:ind w:firstLine="0"/>
+            </w:pPr>
+            <w:r>
+              <w:rPr>
+                <w:rFonts w:ascii="Times New Roman" w:hAnsi="Times New Roman"/>
+                <w:b/>
+                <w:sz w:val="20"/>
               </w:rPr>
               <w:t>Строка</w:t>
             </w:r>
@@ -1011,18 +1024,18 @@
       <w:tr>
         <w:tc>
           <w:tcPr>
-            <w:tcW w:type="dxa" w:w="2422"/>
+            <w:tcW w:type="dxa" w:w="454"/>
           </w:tcPr>
           <w:p>
             <w:pPr>
               <w:spacing w:line="240" w:lineRule="auto"/>
               <w:ind w:firstLine="0"/>
             </w:pPr>
-            <w:r/>
             <w:r>
               <w:rPr>
                 <w:rFonts w:ascii="Times New Roman" w:hAnsi="Times New Roman"/>
-                <w:sz w:val="24"/>
+                <w:b w:val="0"/>
+                <w:sz w:val="20"/>
               </w:rPr>
               <w:t>1</w:t>
             </w:r>
@@ -1030,18 +1043,18 @@
         </w:tc>
         <w:tc>
           <w:tcPr>
-            <w:tcW w:type="dxa" w:w="2422"/>
+            <w:tcW w:type="dxa" w:w="907"/>
           </w:tcPr>
           <w:p>
             <w:pPr>
               <w:spacing w:line="240" w:lineRule="auto"/>
               <w:ind w:firstLine="0"/>
             </w:pPr>
-            <w:r/>
             <w:r>
               <w:rPr>
                 <w:rFonts w:ascii="Times New Roman" w:hAnsi="Times New Roman"/>
-                <w:sz w:val="24"/>
+                <w:b w:val="0"/>
+                <w:sz w:val="20"/>
               </w:rPr>
               <w:t>ДА</w:t>
             </w:r>
@@ -1049,18 +1062,18 @@
         </w:tc>
         <w:tc>
           <w:tcPr>
-            <w:tcW w:type="dxa" w:w="2422"/>
+            <w:tcW w:type="dxa" w:w="1020"/>
           </w:tcPr>
           <w:p>
             <w:pPr>
               <w:spacing w:line="240" w:lineRule="auto"/>
               <w:ind w:firstLine="0"/>
             </w:pPr>
-            <w:r/>
             <w:r>
               <w:rPr>
                 <w:rFonts w:ascii="Times New Roman" w:hAnsi="Times New Roman"/>
-                <w:sz w:val="24"/>
+                <w:b w:val="0"/>
+                <w:sz w:val="20"/>
               </w:rPr>
               <w:t>4</w:t>
             </w:r>
@@ -1068,18 +1081,37 @@
         </w:tc>
         <w:tc>
           <w:tcPr>
-            <w:tcW w:type="dxa" w:w="2422"/>
+            <w:tcW w:type="dxa" w:w="1474"/>
           </w:tcPr>
           <w:p>
             <w:pPr>
               <w:spacing w:line="240" w:lineRule="auto"/>
               <w:ind w:firstLine="0"/>
             </w:pPr>
-            <w:r/>
             <w:r>
               <w:rPr>
                 <w:rFonts w:ascii="Times New Roman" w:hAnsi="Times New Roman"/>
-                <w:sz w:val="24"/>
+                <w:b w:val="0"/>
+                <w:sz w:val="20"/>
+              </w:rPr>
+              <w:t>9</w:t>
+            </w:r>
+          </w:p>
+        </w:tc>
+        <w:tc>
+          <w:tcPr>
+            <w:tcW w:type="dxa" w:w="5216"/>
+          </w:tcPr>
+          <w:p>
+            <w:pPr>
+              <w:spacing w:line="240" w:lineRule="auto"/>
+              <w:ind w:firstLine="0"/>
+            </w:pPr>
+            <w:r>
+              <w:rPr>
+                <w:rFonts w:ascii="Times New Roman" w:hAnsi="Times New Roman"/>
+                <w:b w:val="0"/>
+                <w:sz w:val="20"/>
               </w:rPr>
               <w:t>Верёвочка</w:t>
             </w:r>
@@ -1089,18 +1121,18 @@
       <w:tr>
         <w:tc>
           <w:tcPr>
-            <w:tcW w:type="dxa" w:w="2422"/>
+            <w:tcW w:type="dxa" w:w="454"/>
           </w:tcPr>
           <w:p>
             <w:pPr>
               <w:spacing w:line="240" w:lineRule="auto"/>
               <w:ind w:firstLine="0"/>
             </w:pPr>
-            <w:r/>
             <w:r>
               <w:rPr>
                 <w:rFonts w:ascii="Times New Roman" w:hAnsi="Times New Roman"/>
-                <w:sz w:val="24"/>
+                <w:b w:val="0"/>
+                <w:sz w:val="20"/>
               </w:rPr>
               <w:t>2</w:t>
             </w:r>
@@ -1108,18 +1140,18 @@
         </w:tc>
         <w:tc>
           <w:tcPr>
-            <w:tcW w:type="dxa" w:w="2422"/>
+            <w:tcW w:type="dxa" w:w="907"/>
           </w:tcPr>
           <w:p>
             <w:pPr>
               <w:spacing w:line="240" w:lineRule="auto"/>
               <w:ind w:firstLine="0"/>
             </w:pPr>
-            <w:r/>
             <w:r>
               <w:rPr>
                 <w:rFonts w:ascii="Times New Roman" w:hAnsi="Times New Roman"/>
-                <w:sz w:val="24"/>
+                <w:b w:val="0"/>
+                <w:sz w:val="20"/>
               </w:rPr>
               <w:t>ДА</w:t>
             </w:r>
@@ -1127,18 +1159,18 @@
         </w:tc>
         <w:tc>
           <w:tcPr>
-            <w:tcW w:type="dxa" w:w="2422"/>
+            <w:tcW w:type="dxa" w:w="1020"/>
           </w:tcPr>
           <w:p>
             <w:pPr>
               <w:spacing w:line="240" w:lineRule="auto"/>
               <w:ind w:firstLine="0"/>
             </w:pPr>
-            <w:r/>
             <w:r>
               <w:rPr>
                 <w:rFonts w:ascii="Times New Roman" w:hAnsi="Times New Roman"/>
-                <w:sz w:val="24"/>
+                <w:b w:val="0"/>
+                <w:sz w:val="20"/>
               </w:rPr>
               <w:t>8</w:t>
             </w:r>
@@ -1146,20 +1178,39 @@
         </w:tc>
         <w:tc>
           <w:tcPr>
-            <w:tcW w:type="dxa" w:w="2422"/>
+            <w:tcW w:type="dxa" w:w="1474"/>
           </w:tcPr>
           <w:p>
             <w:pPr>
               <w:spacing w:line="240" w:lineRule="auto"/>
               <w:ind w:firstLine="0"/>
             </w:pPr>
-            <w:r/>
             <w:r>
               <w:rPr>
                 <w:rFonts w:ascii="Times New Roman" w:hAnsi="Times New Roman"/>
-                <w:sz w:val="24"/>
+                <w:b w:val="0"/>
+                <w:sz w:val="20"/>
               </w:rPr>
-              <w:t>Весна, весна на улице,</w:t>
+              <w:t>6</w:t>
+            </w:r>
+          </w:p>
+        </w:tc>
+        <w:tc>
+          <w:tcPr>
+            <w:tcW w:type="dxa" w:w="5216"/>
+          </w:tcPr>
+          <w:p>
+            <w:pPr>
+              <w:spacing w:line="240" w:lineRule="auto"/>
+              <w:ind w:firstLine="0"/>
+            </w:pPr>
+            <w:r>
+              <w:rPr>
+                <w:rFonts w:ascii="Times New Roman" w:hAnsi="Times New Roman"/>
+                <w:b w:val="0"/>
+                <w:sz w:val="20"/>
+              </w:rPr>
+              <w:t>Пришла весна на улице,</w:t>
             </w:r>
           </w:p>
         </w:tc>
@@ -1167,18 +1218,18 @@
       <w:tr>
         <w:tc>
           <w:tcPr>
-            <w:tcW w:type="dxa" w:w="2422"/>
+            <w:tcW w:type="dxa" w:w="454"/>
           </w:tcPr>
           <w:p>
             <w:pPr>
               <w:spacing w:line="240" w:lineRule="auto"/>
               <w:ind w:firstLine="0"/>
             </w:pPr>
-            <w:r/>
             <w:r>
               <w:rPr>
                 <w:rFonts w:ascii="Times New Roman" w:hAnsi="Times New Roman"/>
-                <w:sz w:val="24"/>
+                <w:b w:val="0"/>
+                <w:sz w:val="20"/>
               </w:rPr>
               <w:t>3</w:t>
             </w:r>
@@ -1186,18 +1237,18 @@
         </w:tc>
         <w:tc>
           <w:tcPr>
-            <w:tcW w:type="dxa" w:w="2422"/>
+            <w:tcW w:type="dxa" w:w="907"/>
           </w:tcPr>
           <w:p>
             <w:pPr>
               <w:spacing w:line="240" w:lineRule="auto"/>
               <w:ind w:firstLine="0"/>
             </w:pPr>
-            <w:r/>
             <w:r>
               <w:rPr>
                 <w:rFonts w:ascii="Times New Roman" w:hAnsi="Times New Roman"/>
-                <w:sz w:val="24"/>
+                <w:b w:val="0"/>
+                <w:sz w:val="20"/>
               </w:rPr>
               <w:t>ДА</w:t>
             </w:r>
@@ -1205,18 +1256,18 @@
         </w:tc>
         <w:tc>
           <w:tcPr>
-            <w:tcW w:type="dxa" w:w="2422"/>
+            <w:tcW w:type="dxa" w:w="1020"/>
           </w:tcPr>
           <w:p>
             <w:pPr>
               <w:spacing w:line="240" w:lineRule="auto"/>
               <w:ind w:firstLine="0"/>
             </w:pPr>
-            <w:r/>
             <w:r>
               <w:rPr>
                 <w:rFonts w:ascii="Times New Roman" w:hAnsi="Times New Roman"/>
-                <w:sz w:val="24"/>
+                <w:b w:val="0"/>
+                <w:sz w:val="20"/>
               </w:rPr>
               <w:t>6</w:t>
             </w:r>
@@ -1224,18 +1275,37 @@
         </w:tc>
         <w:tc>
           <w:tcPr>
-            <w:tcW w:type="dxa" w:w="2422"/>
+            <w:tcW w:type="dxa" w:w="1474"/>
           </w:tcPr>
           <w:p>
             <w:pPr>
               <w:spacing w:line="240" w:lineRule="auto"/>
               <w:ind w:firstLine="0"/>
             </w:pPr>
-            <w:r/>
             <w:r>
               <w:rPr>
                 <w:rFonts w:ascii="Times New Roman" w:hAnsi="Times New Roman"/>
-                <w:sz w:val="24"/>
+                <w:b w:val="0"/>
+                <w:sz w:val="20"/>
+              </w:rPr>
+              <w:t>8</w:t>
+            </w:r>
+          </w:p>
+        </w:tc>
+        <w:tc>
+          <w:tcPr>
+            <w:tcW w:type="dxa" w:w="5216"/>
+          </w:tcPr>
+          <w:p>
+            <w:pPr>
+              <w:spacing w:line="240" w:lineRule="auto"/>
+              <w:ind w:firstLine="0"/>
+            </w:pPr>
+            <w:r>
+              <w:rPr>
+                <w:rFonts w:ascii="Times New Roman" w:hAnsi="Times New Roman"/>
+                <w:b w:val="0"/>
+                <w:sz w:val="20"/>
               </w:rPr>
               <w:t>Весенние деньки!</w:t>
             </w:r>
@@ -1245,18 +1315,18 @@
       <w:tr>
         <w:tc>
           <w:tcPr>
-            <w:tcW w:type="dxa" w:w="2422"/>
+            <w:tcW w:type="dxa" w:w="454"/>
           </w:tcPr>
           <w:p>
             <w:pPr>
               <w:spacing w:line="240" w:lineRule="auto"/>
               <w:ind w:firstLine="0"/>
             </w:pPr>
-            <w:r/>
             <w:r>
               <w:rPr>
                 <w:rFonts w:ascii="Times New Roman" w:hAnsi="Times New Roman"/>
-                <w:sz w:val="24"/>
+                <w:b w:val="0"/>
+                <w:sz w:val="20"/>
               </w:rPr>
               <w:t>4</w:t>
             </w:r>
@@ -1264,18 +1334,18 @@
         </w:tc>
         <w:tc>
           <w:tcPr>
-            <w:tcW w:type="dxa" w:w="2422"/>
+            <w:tcW w:type="dxa" w:w="907"/>
           </w:tcPr>
           <w:p>
             <w:pPr>
               <w:spacing w:line="240" w:lineRule="auto"/>
               <w:ind w:firstLine="0"/>
             </w:pPr>
-            <w:r/>
             <w:r>
               <w:rPr>
                 <w:rFonts w:ascii="Times New Roman" w:hAnsi="Times New Roman"/>
-                <w:sz w:val="24"/>
+                <w:b w:val="0"/>
+                <w:sz w:val="20"/>
               </w:rPr>
               <w:t>ДА</w:t>
             </w:r>
@@ -1283,39 +1353,58 @@
         </w:tc>
         <w:tc>
           <w:tcPr>
-            <w:tcW w:type="dxa" w:w="2422"/>
+            <w:tcW w:type="dxa" w:w="1020"/>
           </w:tcPr>
           <w:p>
             <w:pPr>
               <w:spacing w:line="240" w:lineRule="auto"/>
               <w:ind w:firstLine="0"/>
             </w:pPr>
-            <w:r/>
             <w:r>
               <w:rPr>
                 <w:rFonts w:ascii="Times New Roman" w:hAnsi="Times New Roman"/>
-                <w:sz w:val="24"/>
+                <w:b w:val="0"/>
+                <w:sz w:val="20"/>
               </w:rPr>
-              <w:t>8</w:t>
+              <w:t>10</w:t>
             </w:r>
           </w:p>
         </w:tc>
         <w:tc>
           <w:tcPr>
-            <w:tcW w:type="dxa" w:w="2422"/>
+            <w:tcW w:type="dxa" w:w="1474"/>
           </w:tcPr>
           <w:p>
             <w:pPr>
               <w:spacing w:line="240" w:lineRule="auto"/>
               <w:ind w:firstLine="0"/>
             </w:pPr>
-            <w:r/>
             <w:r>
               <w:rPr>
                 <w:rFonts w:ascii="Times New Roman" w:hAnsi="Times New Roman"/>
-                <w:sz w:val="24"/>
+                <w:b w:val="0"/>
+                <w:sz w:val="20"/>
               </w:rPr>
-              <w:t>Как птицы, заливаются</w:t>
+              <w:t>6</w:t>
+            </w:r>
+          </w:p>
+        </w:tc>
+        <w:tc>
+          <w:tcPr>
+            <w:tcW w:type="dxa" w:w="5216"/>
+          </w:tcPr>
+          <w:p>
+            <w:pPr>
+              <w:spacing w:line="240" w:lineRule="auto"/>
+              <w:ind w:firstLine="0"/>
+            </w:pPr>
+            <w:r>
+              <w:rPr>
+                <w:rFonts w:ascii="Times New Roman" w:hAnsi="Times New Roman"/>
+                <w:b w:val="0"/>
+                <w:sz w:val="20"/>
+              </w:rPr>
+              <w:t>Весело птицы, заливаются</w:t>
             </w:r>
           </w:p>
         </w:tc>
@@ -1323,18 +1412,18 @@
       <w:tr>
         <w:tc>
           <w:tcPr>
-            <w:tcW w:type="dxa" w:w="2422"/>
+            <w:tcW w:type="dxa" w:w="454"/>
           </w:tcPr>
           <w:p>
             <w:pPr>
               <w:spacing w:line="240" w:lineRule="auto"/>
               <w:ind w:firstLine="0"/>
             </w:pPr>
-            <w:r/>
             <w:r>
               <w:rPr>
                 <w:rFonts w:ascii="Times New Roman" w:hAnsi="Times New Roman"/>
-                <w:sz w:val="24"/>
+                <w:b w:val="0"/>
+                <w:sz w:val="20"/>
               </w:rPr>
               <w:t>5</w:t>
             </w:r>
@@ -1342,18 +1431,18 @@
         </w:tc>
         <w:tc>
           <w:tcPr>
-            <w:tcW w:type="dxa" w:w="2422"/>
+            <w:tcW w:type="dxa" w:w="907"/>
           </w:tcPr>
           <w:p>
             <w:pPr>
               <w:spacing w:line="240" w:lineRule="auto"/>
               <w:ind w:firstLine="0"/>
             </w:pPr>
-            <w:r/>
             <w:r>
               <w:rPr>
                 <w:rFonts w:ascii="Times New Roman" w:hAnsi="Times New Roman"/>
-                <w:sz w:val="24"/>
+                <w:b w:val="0"/>
+                <w:sz w:val="20"/>
               </w:rPr>
               <w:t>ДА</w:t>
             </w:r>
@@ -1361,18 +1450,18 @@
         </w:tc>
         <w:tc>
           <w:tcPr>
-            <w:tcW w:type="dxa" w:w="2422"/>
+            <w:tcW w:type="dxa" w:w="1020"/>
           </w:tcPr>
           <w:p>
             <w:pPr>
               <w:spacing w:line="240" w:lineRule="auto"/>
               <w:ind w:firstLine="0"/>
             </w:pPr>
-            <w:r/>
             <w:r>
               <w:rPr>
                 <w:rFonts w:ascii="Times New Roman" w:hAnsi="Times New Roman"/>
-                <w:sz w:val="24"/>
+                <w:b w:val="0"/>
+                <w:sz w:val="20"/>
               </w:rPr>
               <w:t>6</w:t>
             </w:r>
@@ -1380,18 +1469,37 @@
         </w:tc>
         <w:tc>
           <w:tcPr>
-            <w:tcW w:type="dxa" w:w="2422"/>
+            <w:tcW w:type="dxa" w:w="1474"/>
           </w:tcPr>
           <w:p>
             <w:pPr>
               <w:spacing w:line="240" w:lineRule="auto"/>
               <w:ind w:firstLine="0"/>
             </w:pPr>
-            <w:r/>
             <w:r>
               <w:rPr>
                 <w:rFonts w:ascii="Times New Roman" w:hAnsi="Times New Roman"/>
-                <w:sz w:val="24"/>
+                <w:b w:val="0"/>
+                <w:sz w:val="20"/>
+              </w:rPr>
+              <w:t>10</w:t>
+            </w:r>
+          </w:p>
+        </w:tc>
+        <w:tc>
+          <w:tcPr>
+            <w:tcW w:type="dxa" w:w="5216"/>
+          </w:tcPr>
+          <w:p>
+            <w:pPr>
+              <w:spacing w:line="240" w:lineRule="auto"/>
+              <w:ind w:firstLine="0"/>
+            </w:pPr>
+            <w:r>
+              <w:rPr>
+                <w:rFonts w:ascii="Times New Roman" w:hAnsi="Times New Roman"/>
+                <w:b w:val="0"/>
+                <w:sz w:val="20"/>
               </w:rPr>
               <w:t>Трамвайные звонки.</w:t>
             </w:r>
@@ -1401,18 +1509,18 @@
       <w:tr>
         <w:tc>
           <w:tcPr>
-            <w:tcW w:type="dxa" w:w="2422"/>
+            <w:tcW w:type="dxa" w:w="454"/>
           </w:tcPr>
           <w:p>
             <w:pPr>
               <w:spacing w:line="240" w:lineRule="auto"/>
               <w:ind w:firstLine="0"/>
             </w:pPr>
-            <w:r/>
             <w:r>
               <w:rPr>
                 <w:rFonts w:ascii="Times New Roman" w:hAnsi="Times New Roman"/>
-                <w:sz w:val="24"/>
+                <w:b w:val="0"/>
+                <w:sz w:val="20"/>
               </w:rPr>
               <w:t>6</w:t>
             </w:r>
@@ -1420,18 +1528,18 @@
         </w:tc>
         <w:tc>
           <w:tcPr>
-            <w:tcW w:type="dxa" w:w="2422"/>
+            <w:tcW w:type="dxa" w:w="907"/>
           </w:tcPr>
           <w:p>
             <w:pPr>
               <w:spacing w:line="240" w:lineRule="auto"/>
               <w:ind w:firstLine="0"/>
             </w:pPr>
-            <w:r/>
             <w:r>
               <w:rPr>
                 <w:rFonts w:ascii="Times New Roman" w:hAnsi="Times New Roman"/>
-                <w:sz w:val="24"/>
+                <w:b w:val="0"/>
+                <w:sz w:val="20"/>
               </w:rPr>
               <w:t>ДА</w:t>
             </w:r>
@@ -1439,18 +1547,18 @@
         </w:tc>
         <w:tc>
           <w:tcPr>
-            <w:tcW w:type="dxa" w:w="2422"/>
+            <w:tcW w:type="dxa" w:w="1020"/>
           </w:tcPr>
           <w:p>
             <w:pPr>
               <w:spacing w:line="240" w:lineRule="auto"/>
               <w:ind w:firstLine="0"/>
             </w:pPr>
-            <w:r/>
             <w:r>
               <w:rPr>
                 <w:rFonts w:ascii="Times New Roman" w:hAnsi="Times New Roman"/>
-                <w:sz w:val="24"/>
+                <w:b w:val="0"/>
+                <w:sz w:val="20"/>
               </w:rPr>
               <w:t>6</w:t>
             </w:r>
@@ -1458,18 +1566,37 @@
         </w:tc>
         <w:tc>
           <w:tcPr>
-            <w:tcW w:type="dxa" w:w="2422"/>
+            <w:tcW w:type="dxa" w:w="1474"/>
           </w:tcPr>
           <w:p>
             <w:pPr>
               <w:spacing w:line="240" w:lineRule="auto"/>
               <w:ind w:firstLine="0"/>
             </w:pPr>
-            <w:r/>
             <w:r>
               <w:rPr>
                 <w:rFonts w:ascii="Times New Roman" w:hAnsi="Times New Roman"/>
-                <w:sz w:val="24"/>
+                <w:b w:val="0"/>
+                <w:sz w:val="20"/>
+              </w:rPr>
+              <w:t>8</w:t>
+            </w:r>
+          </w:p>
+        </w:tc>
+        <w:tc>
+          <w:tcPr>
+            <w:tcW w:type="dxa" w:w="5216"/>
+          </w:tcPr>
+          <w:p>
+            <w:pPr>
+              <w:spacing w:line="240" w:lineRule="auto"/>
+              <w:ind w:firstLine="0"/>
+            </w:pPr>
+            <w:r>
+              <w:rPr>
+                <w:rFonts w:ascii="Times New Roman" w:hAnsi="Times New Roman"/>
+                <w:b w:val="0"/>
+                <w:sz w:val="20"/>
               </w:rPr>
               <w:t>Весенняя Москва.</w:t>
             </w:r>
@@ -1479,18 +1606,18 @@
       <w:tr>
         <w:tc>
           <w:tcPr>
-            <w:tcW w:type="dxa" w:w="2422"/>
+            <w:tcW w:type="dxa" w:w="454"/>
           </w:tcPr>
           <w:p>
             <w:pPr>
               <w:spacing w:line="240" w:lineRule="auto"/>
               <w:ind w:firstLine="0"/>
             </w:pPr>
-            <w:r/>
             <w:r>
               <w:rPr>
                 <w:rFonts w:ascii="Times New Roman" w:hAnsi="Times New Roman"/>
-                <w:sz w:val="24"/>
+                <w:b w:val="0"/>
+                <w:sz w:val="20"/>
               </w:rPr>
               <w:t>7</w:t>
             </w:r>
@@ -1498,18 +1625,18 @@
         </w:tc>
         <w:tc>
           <w:tcPr>
-            <w:tcW w:type="dxa" w:w="2422"/>
+            <w:tcW w:type="dxa" w:w="907"/>
           </w:tcPr>
           <w:p>
             <w:pPr>
               <w:spacing w:line="240" w:lineRule="auto"/>
               <w:ind w:firstLine="0"/>
             </w:pPr>
-            <w:r/>
             <w:r>
               <w:rPr>
                 <w:rFonts w:ascii="Times New Roman" w:hAnsi="Times New Roman"/>
-                <w:sz w:val="24"/>
+                <w:b w:val="0"/>
+                <w:sz w:val="20"/>
               </w:rPr>
               <w:t>ДА</w:t>
             </w:r>
@@ -1517,18 +1644,77 @@
         </w:tc>
         <w:tc>
           <w:tcPr>
-            <w:tcW w:type="dxa" w:w="2422"/>
+            <w:tcW w:type="dxa" w:w="1020"/>
           </w:tcPr>
           <w:p>
             <w:pPr>
               <w:spacing w:line="240" w:lineRule="auto"/>
               <w:ind w:firstLine="0"/>
             </w:pPr>
-            <w:r/>
             <w:r>
               <w:rPr>
                 <w:rFonts w:ascii="Times New Roman" w:hAnsi="Times New Roman"/>
-                <w:sz w:val="24"/>
+                <w:b w:val="0"/>
+                <w:sz w:val="20"/>
+              </w:rPr>
+              <w:t>10</w:t>
+            </w:r>
+          </w:p>
+        </w:tc>
+        <w:tc>
+          <w:tcPr>
+            <w:tcW w:type="dxa" w:w="1474"/>
+          </w:tcPr>
+          <w:p>
+            <w:pPr>
+              <w:spacing w:line="240" w:lineRule="auto"/>
+              <w:ind w:firstLine="0"/>
+            </w:pPr>
+            <w:r>
+              <w:rPr>
+                <w:rFonts w:ascii="Times New Roman" w:hAnsi="Times New Roman"/>
+                <w:b w:val="0"/>
+                <w:sz w:val="20"/>
+              </w:rPr>
+              <w:t>6</w:t>
+            </w:r>
+          </w:p>
+        </w:tc>
+        <w:tc>
+          <w:tcPr>
+            <w:tcW w:type="dxa" w:w="5216"/>
+          </w:tcPr>
+          <w:p>
+            <w:pPr>
+              <w:spacing w:line="240" w:lineRule="auto"/>
+              <w:ind w:firstLine="0"/>
+            </w:pPr>
+            <w:r>
+              <w:rPr>
+                <w:rFonts w:ascii="Times New Roman" w:hAnsi="Times New Roman"/>
+                <w:b w:val="0"/>
+                <w:sz w:val="20"/>
+              </w:rPr>
+              <w:t>Сейчас еще не запыленная,</w:t>
+            </w:r>
+          </w:p>
+        </w:tc>
+      </w:tr>
+      <w:tr>
+        <w:tc>
+          <w:tcPr>
+            <w:tcW w:type="dxa" w:w="454"/>
+          </w:tcPr>
+          <w:p>
+            <w:pPr>
+              <w:spacing w:line="240" w:lineRule="auto"/>
+              <w:ind w:firstLine="0"/>
+            </w:pPr>
+            <w:r>
+              <w:rPr>
+                <w:rFonts w:ascii="Times New Roman" w:hAnsi="Times New Roman"/>
+                <w:b w:val="0"/>
+                <w:sz w:val="20"/>
               </w:rPr>
               <w:t>8</w:t>
             </w:r>
@@ -1536,58 +1722,18 @@
         </w:tc>
         <w:tc>
           <w:tcPr>
-            <w:tcW w:type="dxa" w:w="2422"/>
+            <w:tcW w:type="dxa" w:w="907"/>
           </w:tcPr>
           <w:p>
             <w:pPr>
               <w:spacing w:line="240" w:lineRule="auto"/>
               <w:ind w:firstLine="0"/>
             </w:pPr>
-            <w:r/>
             <w:r>
               <w:rPr>
                 <w:rFonts w:ascii="Times New Roman" w:hAnsi="Times New Roman"/>
-                <w:sz w:val="24"/>
-              </w:rPr>
-              <w:t>Еще не запыленная,</w:t>
-            </w:r>
-          </w:p>
-        </w:tc>
-      </w:tr>
-      <w:tr>
-        <w:tc>
-          <w:tcPr>
-            <w:tcW w:type="dxa" w:w="2422"/>
-          </w:tcPr>
-          <w:p>
-            <w:pPr>
-              <w:spacing w:line="240" w:lineRule="auto"/>
-              <w:ind w:firstLine="0"/>
-            </w:pPr>
-            <w:r/>
-            <w:r>
-              <w:rPr>
-                <w:rFonts w:ascii="Times New Roman" w:hAnsi="Times New Roman"/>
-                <w:sz w:val="24"/>
-              </w:rPr>
-              <w:t>8</w:t>
-            </w:r>
-          </w:p>
-        </w:tc>
-        <w:tc>
-          <w:tcPr>
-            <w:tcW w:type="dxa" w:w="2422"/>
-          </w:tcPr>
-          <w:p>
-            <w:pPr>
-              <w:spacing w:line="240" w:lineRule="auto"/>
-              <w:ind w:firstLine="0"/>
-            </w:pPr>
-            <w:r/>
-            <w:r>
-              <w:rPr>
-                <w:rFonts w:ascii="Times New Roman" w:hAnsi="Times New Roman"/>
-                <w:sz w:val="24"/>
+                <w:b w:val="0"/>
+                <w:sz w:val="20"/>
               </w:rPr>
               <w:t>ДА</w:t>
             </w:r>
@@ -1595,18 +1741,18 @@
         </w:tc>
         <w:tc>
           <w:tcPr>
-            <w:tcW w:type="dxa" w:w="2422"/>
+            <w:tcW w:type="dxa" w:w="1020"/>
           </w:tcPr>
           <w:p>
             <w:pPr>
               <w:spacing w:line="240" w:lineRule="auto"/>
               <w:ind w:firstLine="0"/>
             </w:pPr>
-            <w:r/>
             <w:r>
               <w:rPr>
                 <w:rFonts w:ascii="Times New Roman" w:hAnsi="Times New Roman"/>
-                <w:sz w:val="24"/>
+                <w:b w:val="0"/>
+                <w:sz w:val="20"/>
               </w:rPr>
               <w:t>6</w:t>
             </w:r>
@@ -1614,18 +1760,37 @@
         </w:tc>
         <w:tc>
           <w:tcPr>
-            <w:tcW w:type="dxa" w:w="2422"/>
+            <w:tcW w:type="dxa" w:w="1474"/>
           </w:tcPr>
           <w:p>
             <w:pPr>
               <w:spacing w:line="240" w:lineRule="auto"/>
               <w:ind w:firstLine="0"/>
             </w:pPr>
-            <w:r/>
             <w:r>
               <w:rPr>
                 <w:rFonts w:ascii="Times New Roman" w:hAnsi="Times New Roman"/>
-                <w:sz w:val="24"/>
+                <w:b w:val="0"/>
+                <w:sz w:val="20"/>
+              </w:rPr>
+              <w:t>7</w:t>
+            </w:r>
+          </w:p>
+        </w:tc>
+        <w:tc>
+          <w:tcPr>
+            <w:tcW w:type="dxa" w:w="5216"/>
+          </w:tcPr>
+          <w:p>
+            <w:pPr>
+              <w:spacing w:line="240" w:lineRule="auto"/>
+              <w:ind w:firstLine="0"/>
+            </w:pPr>
+            <w:r>
+              <w:rPr>
+                <w:rFonts w:ascii="Times New Roman" w:hAnsi="Times New Roman"/>
+                <w:b w:val="0"/>
+                <w:sz w:val="20"/>
               </w:rPr>
               <w:t>Зеленая листва.</w:t>
             </w:r>
@@ -1635,18 +1800,18 @@
       <w:tr>
         <w:tc>
           <w:tcPr>
-            <w:tcW w:type="dxa" w:w="2422"/>
+            <w:tcW w:type="dxa" w:w="454"/>
           </w:tcPr>
           <w:p>
             <w:pPr>
               <w:spacing w:line="240" w:lineRule="auto"/>
               <w:ind w:firstLine="0"/>
             </w:pPr>
-            <w:r/>
             <w:r>
               <w:rPr>
                 <w:rFonts w:ascii="Times New Roman" w:hAnsi="Times New Roman"/>
-                <w:sz w:val="24"/>
+                <w:b w:val="0"/>
+                <w:sz w:val="20"/>
               </w:rPr>
               <w:t>9</w:t>
             </w:r>
@@ -1654,18 +1819,18 @@
         </w:tc>
         <w:tc>
           <w:tcPr>
-            <w:tcW w:type="dxa" w:w="2422"/>
+            <w:tcW w:type="dxa" w:w="907"/>
           </w:tcPr>
           <w:p>
             <w:pPr>
               <w:spacing w:line="240" w:lineRule="auto"/>
               <w:ind w:firstLine="0"/>
             </w:pPr>
-            <w:r/>
             <w:r>
               <w:rPr>
                 <w:rFonts w:ascii="Times New Roman" w:hAnsi="Times New Roman"/>
-                <w:sz w:val="24"/>
+                <w:b w:val="0"/>
+                <w:sz w:val="20"/>
               </w:rPr>
               <w:t>ДА</w:t>
             </w:r>
@@ -1673,18 +1838,18 @@
         </w:tc>
         <w:tc>
           <w:tcPr>
-            <w:tcW w:type="dxa" w:w="2422"/>
+            <w:tcW w:type="dxa" w:w="1020"/>
           </w:tcPr>
           <w:p>
             <w:pPr>
               <w:spacing w:line="240" w:lineRule="auto"/>
               <w:ind w:firstLine="0"/>
             </w:pPr>
-            <w:r/>
             <w:r>
               <w:rPr>
                 <w:rFonts w:ascii="Times New Roman" w:hAnsi="Times New Roman"/>
-                <w:sz w:val="24"/>
+                <w:b w:val="0"/>
+                <w:sz w:val="20"/>
               </w:rPr>
               <w:t>8</w:t>
             </w:r>
@@ -1692,18 +1857,37 @@
         </w:tc>
         <w:tc>
           <w:tcPr>
-            <w:tcW w:type="dxa" w:w="2422"/>
+            <w:tcW w:type="dxa" w:w="1474"/>
           </w:tcPr>
           <w:p>
             <w:pPr>
               <w:spacing w:line="240" w:lineRule="auto"/>
               <w:ind w:firstLine="0"/>
             </w:pPr>
-            <w:r/>
             <w:r>
               <w:rPr>
                 <w:rFonts w:ascii="Times New Roman" w:hAnsi="Times New Roman"/>
-                <w:sz w:val="24"/>
+                <w:b w:val="0"/>
+                <w:sz w:val="20"/>
+              </w:rPr>
+              <w:t>6</w:t>
+            </w:r>
+          </w:p>
+        </w:tc>
+        <w:tc>
+          <w:tcPr>
+            <w:tcW w:type="dxa" w:w="5216"/>
+          </w:tcPr>
+          <w:p>
+            <w:pPr>
+              <w:spacing w:line="240" w:lineRule="auto"/>
+              <w:ind w:firstLine="0"/>
+            </w:pPr>
+            <w:r>
+              <w:rPr>
+                <w:rFonts w:ascii="Times New Roman" w:hAnsi="Times New Roman"/>
+                <w:b w:val="0"/>
+                <w:sz w:val="20"/>
               </w:rPr>
               <w:t>Галдят грачи на дереве,</w:t>
             </w:r>
@@ -1713,18 +1897,18 @@
       <w:tr>
         <w:tc>
           <w:tcPr>
-            <w:tcW w:type="dxa" w:w="2422"/>
+            <w:tcW w:type="dxa" w:w="454"/>
           </w:tcPr>
           <w:p>
             <w:pPr>
               <w:spacing w:line="240" w:lineRule="auto"/>
               <w:ind w:firstLine="0"/>
             </w:pPr>
-            <w:r/>
             <w:r>
               <w:rPr>
                 <w:rFonts w:ascii="Times New Roman" w:hAnsi="Times New Roman"/>
-                <w:sz w:val="24"/>
+                <w:b w:val="0"/>
+                <w:sz w:val="20"/>
               </w:rPr>
               <w:t>10</w:t>
             </w:r>
@@ -1732,18 +1916,18 @@
         </w:tc>
         <w:tc>
           <w:tcPr>
-            <w:tcW w:type="dxa" w:w="2422"/>
+            <w:tcW w:type="dxa" w:w="907"/>
           </w:tcPr>
           <w:p>
             <w:pPr>
               <w:spacing w:line="240" w:lineRule="auto"/>
               <w:ind w:firstLine="0"/>
             </w:pPr>
-            <w:r/>
             <w:r>
               <w:rPr>
                 <w:rFonts w:ascii="Times New Roman" w:hAnsi="Times New Roman"/>
-                <w:sz w:val="24"/>
+                <w:b w:val="0"/>
+                <w:sz w:val="20"/>
               </w:rPr>
               <w:t>ДА</w:t>
             </w:r>
@@ -1751,18 +1935,18 @@
         </w:tc>
         <w:tc>
           <w:tcPr>
-            <w:tcW w:type="dxa" w:w="2422"/>
+            <w:tcW w:type="dxa" w:w="1020"/>
           </w:tcPr>
           <w:p>
             <w:pPr>
               <w:spacing w:line="240" w:lineRule="auto"/>
               <w:ind w:firstLine="0"/>
             </w:pPr>
-            <w:r/>
             <w:r>
               <w:rPr>
                 <w:rFonts w:ascii="Times New Roman" w:hAnsi="Times New Roman"/>
-                <w:sz w:val="24"/>
+                <w:b w:val="0"/>
+                <w:sz w:val="20"/>
               </w:rPr>
               <w:t>6</w:t>
             </w:r>
@@ -1770,18 +1954,37 @@
         </w:tc>
         <w:tc>
           <w:tcPr>
-            <w:tcW w:type="dxa" w:w="2422"/>
+            <w:tcW w:type="dxa" w:w="1474"/>
           </w:tcPr>
           <w:p>
             <w:pPr>
               <w:spacing w:line="240" w:lineRule="auto"/>
               <w:ind w:firstLine="0"/>
             </w:pPr>
-            <w:r/>
             <w:r>
               <w:rPr>
                 <w:rFonts w:ascii="Times New Roman" w:hAnsi="Times New Roman"/>
-                <w:sz w:val="24"/>
+                <w:b w:val="0"/>
+                <w:sz w:val="20"/>
+              </w:rPr>
+              <w:t>6</w:t>
+            </w:r>
+          </w:p>
+        </w:tc>
+        <w:tc>
+          <w:tcPr>
+            <w:tcW w:type="dxa" w:w="5216"/>
+          </w:tcPr>
+          <w:p>
+            <w:pPr>
+              <w:spacing w:line="240" w:lineRule="auto"/>
+              <w:ind w:firstLine="0"/>
+            </w:pPr>
+            <w:r>
+              <w:rPr>
+                <w:rFonts w:ascii="Times New Roman" w:hAnsi="Times New Roman"/>
+                <w:b w:val="0"/>
+                <w:sz w:val="20"/>
               </w:rPr>
               <w:t>Гремят грузовики.</w:t>
             </w:r>
@@ -1791,18 +1994,18 @@
       <w:tr>
         <w:tc>
           <w:tcPr>
-            <w:tcW w:type="dxa" w:w="2422"/>
+            <w:tcW w:type="dxa" w:w="454"/>
           </w:tcPr>
           <w:p>
             <w:pPr>
               <w:spacing w:line="240" w:lineRule="auto"/>
               <w:ind w:firstLine="0"/>
             </w:pPr>
-            <w:r/>
             <w:r>
               <w:rPr>
                 <w:rFonts w:ascii="Times New Roman" w:hAnsi="Times New Roman"/>
-                <w:sz w:val="24"/>
+                <w:b w:val="0"/>
+                <w:sz w:val="20"/>
               </w:rPr>
               <w:t>11</w:t>
             </w:r>
@@ -1810,18 +2013,18 @@
         </w:tc>
         <w:tc>
           <w:tcPr>
-            <w:tcW w:type="dxa" w:w="2422"/>
+            <w:tcW w:type="dxa" w:w="907"/>
           </w:tcPr>
           <w:p>
             <w:pPr>
               <w:spacing w:line="240" w:lineRule="auto"/>
               <w:ind w:firstLine="0"/>
             </w:pPr>
-            <w:r/>
             <w:r>
               <w:rPr>
                 <w:rFonts w:ascii="Times New Roman" w:hAnsi="Times New Roman"/>
-                <w:sz w:val="24"/>
+                <w:b w:val="0"/>
+                <w:sz w:val="20"/>
               </w:rPr>
               <w:t>НЕТ</w:t>
             </w:r>
@@ -1829,18 +2032,18 @@
         </w:tc>
         <w:tc>
           <w:tcPr>
-            <w:tcW w:type="dxa" w:w="2422"/>
+            <w:tcW w:type="dxa" w:w="1020"/>
           </w:tcPr>
           <w:p>
             <w:pPr>
               <w:spacing w:line="240" w:lineRule="auto"/>
               <w:ind w:firstLine="0"/>
             </w:pPr>
-            <w:r/>
             <w:r>
               <w:rPr>
                 <w:rFonts w:ascii="Times New Roman" w:hAnsi="Times New Roman"/>
-                <w:sz w:val="24"/>
+                <w:b w:val="0"/>
+                <w:sz w:val="20"/>
               </w:rPr>
               <w:t>7</w:t>
             </w:r>
@@ -1848,18 +2051,37 @@
         </w:tc>
         <w:tc>
           <w:tcPr>
-            <w:tcW w:type="dxa" w:w="2422"/>
+            <w:tcW w:type="dxa" w:w="1474"/>
           </w:tcPr>
           <w:p>
             <w:pPr>
               <w:spacing w:line="240" w:lineRule="auto"/>
               <w:ind w:firstLine="0"/>
             </w:pPr>
-            <w:r/>
             <w:r>
               <w:rPr>
                 <w:rFonts w:ascii="Times New Roman" w:hAnsi="Times New Roman"/>
-                <w:sz w:val="24"/>
+                <w:b w:val="0"/>
+                <w:sz w:val="20"/>
+              </w:rPr>
+              <w:t>6</w:t>
+            </w:r>
+          </w:p>
+        </w:tc>
+        <w:tc>
+          <w:tcPr>
+            <w:tcW w:type="dxa" w:w="5216"/>
+          </w:tcPr>
+          <w:p>
+            <w:pPr>
+              <w:spacing w:line="240" w:lineRule="auto"/>
+              <w:ind w:firstLine="0"/>
+            </w:pPr>
+            <w:r>
+              <w:rPr>
+                <w:rFonts w:ascii="Times New Roman" w:hAnsi="Times New Roman"/>
+                <w:b w:val="0"/>
+                <w:sz w:val="20"/>
               </w:rPr>
               <w:t>Шумная, веселая,</w:t>
             </w:r>
@@ -1869,18 +2091,18 @@
       <w:tr>
         <w:tc>
           <w:tcPr>
-            <w:tcW w:type="dxa" w:w="2422"/>
+            <w:tcW w:type="dxa" w:w="454"/>
           </w:tcPr>
           <w:p>
             <w:pPr>
               <w:spacing w:line="240" w:lineRule="auto"/>
               <w:ind w:firstLine="0"/>
             </w:pPr>
-            <w:r/>
             <w:r>
               <w:rPr>
                 <w:rFonts w:ascii="Times New Roman" w:hAnsi="Times New Roman"/>
-                <w:sz w:val="24"/>
+                <w:b w:val="0"/>
+                <w:sz w:val="20"/>
               </w:rPr>
               <w:t>12</w:t>
             </w:r>
@@ -1888,18 +2110,18 @@
         </w:tc>
         <w:tc>
           <w:tcPr>
-            <w:tcW w:type="dxa" w:w="2422"/>
+            <w:tcW w:type="dxa" w:w="907"/>
           </w:tcPr>
           <w:p>
             <w:pPr>
               <w:spacing w:line="240" w:lineRule="auto"/>
               <w:ind w:firstLine="0"/>
             </w:pPr>
-            <w:r/>
             <w:r>
               <w:rPr>
                 <w:rFonts w:ascii="Times New Roman" w:hAnsi="Times New Roman"/>
-                <w:sz w:val="24"/>
+                <w:b w:val="0"/>
+                <w:sz w:val="20"/>
               </w:rPr>
               <w:t>НЕТ</w:t>
             </w:r>
@@ -1907,18 +2129,18 @@
         </w:tc>
         <w:tc>
           <w:tcPr>
-            <w:tcW w:type="dxa" w:w="2422"/>
+            <w:tcW w:type="dxa" w:w="1020"/>
           </w:tcPr>
           <w:p>
             <w:pPr>
               <w:spacing w:line="240" w:lineRule="auto"/>
               <w:ind w:firstLine="0"/>
             </w:pPr>
-            <w:r/>
             <w:r>
               <w:rPr>
                 <w:rFonts w:ascii="Times New Roman" w:hAnsi="Times New Roman"/>
-                <w:sz w:val="24"/>
+                <w:b w:val="0"/>
+                <w:sz w:val="20"/>
               </w:rPr>
               <w:t>7</w:t>
             </w:r>
@@ -1926,18 +2148,37 @@
         </w:tc>
         <w:tc>
           <w:tcPr>
-            <w:tcW w:type="dxa" w:w="2422"/>
+            <w:tcW w:type="dxa" w:w="1474"/>
           </w:tcPr>
           <w:p>
             <w:pPr>
               <w:spacing w:line="240" w:lineRule="auto"/>
               <w:ind w:firstLine="0"/>
             </w:pPr>
-            <w:r/>
             <w:r>
               <w:rPr>
                 <w:rFonts w:ascii="Times New Roman" w:hAnsi="Times New Roman"/>
-                <w:sz w:val="24"/>
+                <w:b w:val="0"/>
+                <w:sz w:val="20"/>
+              </w:rPr>
+              <w:t>3</w:t>
+            </w:r>
+          </w:p>
+        </w:tc>
+        <w:tc>
+          <w:tcPr>
+            <w:tcW w:type="dxa" w:w="5216"/>
+          </w:tcPr>
+          <w:p>
+            <w:pPr>
+              <w:spacing w:line="240" w:lineRule="auto"/>
+              <w:ind w:firstLine="0"/>
+            </w:pPr>
+            <w:r>
+              <w:rPr>
+                <w:rFonts w:ascii="Times New Roman" w:hAnsi="Times New Roman"/>
+                <w:b w:val="0"/>
+                <w:sz w:val="20"/>
               </w:rPr>
               <w:t>Тут прохожим не пройти:</w:t>
             </w:r>
@@ -1947,18 +2188,18 @@
       <w:tr>
         <w:tc>
           <w:tcPr>
-            <w:tcW w:type="dxa" w:w="2422"/>
+            <w:tcW w:type="dxa" w:w="454"/>
           </w:tcPr>
           <w:p>
             <w:pPr>
               <w:spacing w:line="240" w:lineRule="auto"/>
               <w:ind w:firstLine="0"/>
             </w:pPr>
-            <w:r/>
             <w:r>
               <w:rPr>
                 <w:rFonts w:ascii="Times New Roman" w:hAnsi="Times New Roman"/>
-                <w:sz w:val="24"/>
+                <w:b w:val="0"/>
+                <w:sz w:val="20"/>
               </w:rPr>
               <w:t>13</w:t>
             </w:r>
@@ -1966,18 +2207,18 @@
         </w:tc>
         <w:tc>
           <w:tcPr>
-            <w:tcW w:type="dxa" w:w="2422"/>
+            <w:tcW w:type="dxa" w:w="907"/>
           </w:tcPr>
           <w:p>
             <w:pPr>
               <w:spacing w:line="240" w:lineRule="auto"/>
               <w:ind w:firstLine="0"/>
             </w:pPr>
-            <w:r/>
             <w:r>
               <w:rPr>
                 <w:rFonts w:ascii="Times New Roman" w:hAnsi="Times New Roman"/>
-                <w:sz w:val="24"/>
+                <w:b w:val="0"/>
+                <w:sz w:val="20"/>
               </w:rPr>
               <w:t>НЕТ</w:t>
             </w:r>
@@ -1985,18 +2226,18 @@
         </w:tc>
         <w:tc>
           <w:tcPr>
-            <w:tcW w:type="dxa" w:w="2422"/>
+            <w:tcW w:type="dxa" w:w="1020"/>
           </w:tcPr>
           <w:p>
             <w:pPr>
               <w:spacing w:line="240" w:lineRule="auto"/>
               <w:ind w:firstLine="0"/>
             </w:pPr>
-            <w:r/>
             <w:r>
               <w:rPr>
                 <w:rFonts w:ascii="Times New Roman" w:hAnsi="Times New Roman"/>
-                <w:sz w:val="24"/>
+                <w:b w:val="0"/>
+                <w:sz w:val="20"/>
               </w:rPr>
               <w:t>7</w:t>
             </w:r>
@@ -2004,18 +2245,37 @@
         </w:tc>
         <w:tc>
           <w:tcPr>
-            <w:tcW w:type="dxa" w:w="2422"/>
+            <w:tcW w:type="dxa" w:w="1474"/>
           </w:tcPr>
           <w:p>
             <w:pPr>
               <w:spacing w:line="240" w:lineRule="auto"/>
               <w:ind w:firstLine="0"/>
             </w:pPr>
-            <w:r/>
             <w:r>
               <w:rPr>
                 <w:rFonts w:ascii="Times New Roman" w:hAnsi="Times New Roman"/>
-                <w:sz w:val="24"/>
+                <w:b w:val="0"/>
+                <w:sz w:val="20"/>
+              </w:rPr>
+              <w:t>3</w:t>
+            </w:r>
+          </w:p>
+        </w:tc>
+        <w:tc>
+          <w:tcPr>
+            <w:tcW w:type="dxa" w:w="5216"/>
+          </w:tcPr>
+          <w:p>
+            <w:pPr>
+              <w:spacing w:line="240" w:lineRule="auto"/>
+              <w:ind w:firstLine="0"/>
+            </w:pPr>
+            <w:r>
+              <w:rPr>
+                <w:rFonts w:ascii="Times New Roman" w:hAnsi="Times New Roman"/>
+                <w:b w:val="0"/>
+                <w:sz w:val="20"/>
               </w:rPr>
               <w:t>Тут веревка на пути.</w:t>
             </w:r>
@@ -2025,18 +2285,18 @@
       <w:tr>
         <w:tc>
           <w:tcPr>
-            <w:tcW w:type="dxa" w:w="2422"/>
+            <w:tcW w:type="dxa" w:w="454"/>
           </w:tcPr>
           <w:p>
             <w:pPr>
               <w:spacing w:line="240" w:lineRule="auto"/>
               <w:ind w:firstLine="0"/>
             </w:pPr>
-            <w:r/>
             <w:r>
               <w:rPr>
                 <w:rFonts w:ascii="Times New Roman" w:hAnsi="Times New Roman"/>
-                <w:sz w:val="24"/>
+                <w:b w:val="0"/>
+                <w:sz w:val="20"/>
               </w:rPr>
               <w:t>14</w:t>
             </w:r>
@@ -2044,18 +2304,18 @@
         </w:tc>
         <w:tc>
           <w:tcPr>
-            <w:tcW w:type="dxa" w:w="2422"/>
+            <w:tcW w:type="dxa" w:w="907"/>
           </w:tcPr>
           <w:p>
             <w:pPr>
               <w:spacing w:line="240" w:lineRule="auto"/>
               <w:ind w:firstLine="0"/>
             </w:pPr>
-            <w:r/>
             <w:r>
               <w:rPr>
                 <w:rFonts w:ascii="Times New Roman" w:hAnsi="Times New Roman"/>
-                <w:sz w:val="24"/>
+                <w:b w:val="0"/>
+                <w:sz w:val="20"/>
               </w:rPr>
               <w:t>НЕТ</w:t>
             </w:r>
@@ -2063,18 +2323,18 @@
         </w:tc>
         <w:tc>
           <w:tcPr>
-            <w:tcW w:type="dxa" w:w="2422"/>
+            <w:tcW w:type="dxa" w:w="1020"/>
           </w:tcPr>
           <w:p>
             <w:pPr>
               <w:spacing w:line="240" w:lineRule="auto"/>
               <w:ind w:firstLine="0"/>
             </w:pPr>
-            <w:r/>
             <w:r>
               <w:rPr>
                 <w:rFonts w:ascii="Times New Roman" w:hAnsi="Times New Roman"/>
-                <w:sz w:val="24"/>
+                <w:b w:val="0"/>
+                <w:sz w:val="20"/>
               </w:rPr>
               <w:t>7</w:t>
             </w:r>
@@ -2082,18 +2342,37 @@
         </w:tc>
         <w:tc>
           <w:tcPr>
-            <w:tcW w:type="dxa" w:w="2422"/>
+            <w:tcW w:type="dxa" w:w="1474"/>
           </w:tcPr>
           <w:p>
             <w:pPr>
               <w:spacing w:line="240" w:lineRule="auto"/>
               <w:ind w:firstLine="0"/>
             </w:pPr>
-            <w:r/>
             <w:r>
               <w:rPr>
                 <w:rFonts w:ascii="Times New Roman" w:hAnsi="Times New Roman"/>
-                <w:sz w:val="24"/>
+                <w:b w:val="0"/>
+                <w:sz w:val="20"/>
+              </w:rPr>
+              <w:t>6</w:t>
+            </w:r>
+          </w:p>
+        </w:tc>
+        <w:tc>
+          <w:tcPr>
+            <w:tcW w:type="dxa" w:w="5216"/>
+          </w:tcPr>
+          <w:p>
+            <w:pPr>
+              <w:spacing w:line="240" w:lineRule="auto"/>
+              <w:ind w:firstLine="0"/>
+            </w:pPr>
+            <w:r>
+              <w:rPr>
+                <w:rFonts w:ascii="Times New Roman" w:hAnsi="Times New Roman"/>
+                <w:b w:val="0"/>
+                <w:sz w:val="20"/>
               </w:rPr>
               <w:t>Десять раз по десяти.</w:t>
             </w:r>
@@ -2103,18 +2382,18 @@
       <w:tr>
         <w:tc>
           <w:tcPr>
-            <w:tcW w:type="dxa" w:w="2422"/>
+            <w:tcW w:type="dxa" w:w="454"/>
           </w:tcPr>
           <w:p>
             <w:pPr>
               <w:spacing w:line="240" w:lineRule="auto"/>
               <w:ind w:firstLine="0"/>
             </w:pPr>
-            <w:r/>
             <w:r>
               <w:rPr>
                 <w:rFonts w:ascii="Times New Roman" w:hAnsi="Times New Roman"/>
-                <w:sz w:val="24"/>
+                <w:b w:val="0"/>
+                <w:sz w:val="20"/>
               </w:rPr>
               <w:t>15</w:t>
             </w:r>
@@ -2122,18 +2401,18 @@
         </w:tc>
         <w:tc>
           <w:tcPr>
-            <w:tcW w:type="dxa" w:w="2422"/>
+            <w:tcW w:type="dxa" w:w="907"/>
           </w:tcPr>
           <w:p>
             <w:pPr>
               <w:spacing w:line="240" w:lineRule="auto"/>
               <w:ind w:firstLine="0"/>
             </w:pPr>
-            <w:r/>
             <w:r>
               <w:rPr>
                 <w:rFonts w:ascii="Times New Roman" w:hAnsi="Times New Roman"/>
-                <w:sz w:val="24"/>
+                <w:b w:val="0"/>
+                <w:sz w:val="20"/>
               </w:rPr>
               <w:t>НЕТ</w:t>
             </w:r>
@@ -2141,18 +2420,18 @@
         </w:tc>
         <w:tc>
           <w:tcPr>
-            <w:tcW w:type="dxa" w:w="2422"/>
+            <w:tcW w:type="dxa" w:w="1020"/>
           </w:tcPr>
           <w:p>
             <w:pPr>
               <w:spacing w:line="240" w:lineRule="auto"/>
               <w:ind w:firstLine="0"/>
             </w:pPr>
-            <w:r/>
             <w:r>
               <w:rPr>
                 <w:rFonts w:ascii="Times New Roman" w:hAnsi="Times New Roman"/>
-                <w:sz w:val="24"/>
+                <w:b w:val="0"/>
+                <w:sz w:val="20"/>
               </w:rPr>
               <w:t>7</w:t>
             </w:r>
@@ -2160,18 +2439,37 @@
         </w:tc>
         <w:tc>
           <w:tcPr>
-            <w:tcW w:type="dxa" w:w="2422"/>
+            <w:tcW w:type="dxa" w:w="1474"/>
           </w:tcPr>
           <w:p>
             <w:pPr>
               <w:spacing w:line="240" w:lineRule="auto"/>
               <w:ind w:firstLine="0"/>
             </w:pPr>
-            <w:r/>
             <w:r>
               <w:rPr>
                 <w:rFonts w:ascii="Times New Roman" w:hAnsi="Times New Roman"/>
-                <w:sz w:val="24"/>
+                <w:b w:val="0"/>
+                <w:sz w:val="20"/>
+              </w:rPr>
+              <w:t>3</w:t>
+            </w:r>
+          </w:p>
+        </w:tc>
+        <w:tc>
+          <w:tcPr>
+            <w:tcW w:type="dxa" w:w="5216"/>
+          </w:tcPr>
+          <w:p>
+            <w:pPr>
+              <w:spacing w:line="240" w:lineRule="auto"/>
+              <w:ind w:firstLine="0"/>
+            </w:pPr>
+            <w:r>
+              <w:rPr>
+                <w:rFonts w:ascii="Times New Roman" w:hAnsi="Times New Roman"/>
+                <w:b w:val="0"/>
+                <w:sz w:val="20"/>
               </w:rPr>
               <w:t>Это с нашего двора</w:t>
             </w:r>
@@ -2181,18 +2479,18 @@
       <w:tr>
         <w:tc>
           <w:tcPr>
-            <w:tcW w:type="dxa" w:w="2422"/>
+            <w:tcW w:type="dxa" w:w="454"/>
           </w:tcPr>
           <w:p>
             <w:pPr>
               <w:spacing w:line="240" w:lineRule="auto"/>
               <w:ind w:firstLine="0"/>
             </w:pPr>
-            <w:r/>
             <w:r>
               <w:rPr>
                 <w:rFonts w:ascii="Times New Roman" w:hAnsi="Times New Roman"/>
-                <w:sz w:val="24"/>
+                <w:b w:val="0"/>
+                <w:sz w:val="20"/>
               </w:rPr>
               <w:t>16</w:t>
             </w:r>
@@ -2200,18 +2498,18 @@
         </w:tc>
         <w:tc>
           <w:tcPr>
-            <w:tcW w:type="dxa" w:w="2422"/>
+            <w:tcW w:type="dxa" w:w="907"/>
           </w:tcPr>
           <w:p>
             <w:pPr>
               <w:spacing w:line="240" w:lineRule="auto"/>
               <w:ind w:firstLine="0"/>
             </w:pPr>
-            <w:r/>
             <w:r>
               <w:rPr>
                 <w:rFonts w:ascii="Times New Roman" w:hAnsi="Times New Roman"/>
-                <w:sz w:val="24"/>
+                <w:b w:val="0"/>
+                <w:sz w:val="20"/>
               </w:rPr>
               <w:t>НЕТ</w:t>
             </w:r>
@@ -2219,18 +2517,18 @@
         </w:tc>
         <w:tc>
           <w:tcPr>
-            <w:tcW w:type="dxa" w:w="2422"/>
+            <w:tcW w:type="dxa" w:w="1020"/>
           </w:tcPr>
           <w:p>
             <w:pPr>
               <w:spacing w:line="240" w:lineRule="auto"/>
               <w:ind w:firstLine="0"/>
             </w:pPr>
-            <w:r/>
             <w:r>
               <w:rPr>
                 <w:rFonts w:ascii="Times New Roman" w:hAnsi="Times New Roman"/>
-                <w:sz w:val="24"/>
+                <w:b w:val="0"/>
+                <w:sz w:val="20"/>
               </w:rPr>
               <w:t>7</w:t>
             </w:r>
@@ -2238,18 +2536,37 @@
         </w:tc>
         <w:tc>
           <w:tcPr>
-            <w:tcW w:type="dxa" w:w="2422"/>
+            <w:tcW w:type="dxa" w:w="1474"/>
           </w:tcPr>
           <w:p>
             <w:pPr>
               <w:spacing w:line="240" w:lineRule="auto"/>
               <w:ind w:firstLine="0"/>
             </w:pPr>
-            <w:r/>
             <w:r>
               <w:rPr>
                 <w:rFonts w:ascii="Times New Roman" w:hAnsi="Times New Roman"/>
-                <w:sz w:val="24"/>
+                <w:b w:val="0"/>
+                <w:sz w:val="20"/>
+              </w:rPr>
+              <w:t>8</w:t>
+            </w:r>
+          </w:p>
+        </w:tc>
+        <w:tc>
+          <w:tcPr>
+            <w:tcW w:type="dxa" w:w="5216"/>
+          </w:tcPr>
+          <w:p>
+            <w:pPr>
+              <w:spacing w:line="240" w:lineRule="auto"/>
+              <w:ind w:firstLine="0"/>
+            </w:pPr>
+            <w:r>
+              <w:rPr>
+                <w:rFonts w:ascii="Times New Roman" w:hAnsi="Times New Roman"/>
+                <w:b w:val="0"/>
+                <w:sz w:val="20"/>
               </w:rPr>
               <w:t>Чемпионы, мастера</w:t>
             </w:r>
@@ -2259,18 +2576,18 @@
       <w:tr>
         <w:tc>
           <w:tcPr>
-            <w:tcW w:type="dxa" w:w="2422"/>
+            <w:tcW w:type="dxa" w:w="454"/>
           </w:tcPr>
           <w:p>
             <w:pPr>
               <w:spacing w:line="240" w:lineRule="auto"/>
               <w:ind w:firstLine="0"/>
             </w:pPr>
-            <w:r/>
             <w:r>
               <w:rPr>
                 <w:rFonts w:ascii="Times New Roman" w:hAnsi="Times New Roman"/>
-                <w:sz w:val="24"/>
+                <w:b w:val="0"/>
+                <w:sz w:val="20"/>
               </w:rPr>
               <w:t>17</w:t>
             </w:r>
@@ -2278,18 +2595,18 @@
         </w:tc>
         <w:tc>
           <w:tcPr>
-            <w:tcW w:type="dxa" w:w="2422"/>
+            <w:tcW w:type="dxa" w:w="907"/>
           </w:tcPr>
           <w:p>
             <w:pPr>
               <w:spacing w:line="240" w:lineRule="auto"/>
               <w:ind w:firstLine="0"/>
             </w:pPr>
-            <w:r/>
             <w:r>
               <w:rPr>
                 <w:rFonts w:ascii="Times New Roman" w:hAnsi="Times New Roman"/>
-                <w:sz w:val="24"/>
+                <w:b w:val="0"/>
+                <w:sz w:val="20"/>
               </w:rPr>
               <w:t>НЕТ</w:t>
             </w:r>
@@ -2297,18 +2614,18 @@
         </w:tc>
         <w:tc>
           <w:tcPr>
-            <w:tcW w:type="dxa" w:w="2422"/>
+            <w:tcW w:type="dxa" w:w="1020"/>
           </w:tcPr>
           <w:p>
             <w:pPr>
               <w:spacing w:line="240" w:lineRule="auto"/>
               <w:ind w:firstLine="0"/>
             </w:pPr>
-            <w:r/>
             <w:r>
               <w:rPr>
                 <w:rFonts w:ascii="Times New Roman" w:hAnsi="Times New Roman"/>
-                <w:sz w:val="24"/>
+                <w:b w:val="0"/>
+                <w:sz w:val="20"/>
               </w:rPr>
               <w:t>7</w:t>
             </w:r>
@@ -2316,18 +2633,37 @@
         </w:tc>
         <w:tc>
           <w:tcPr>
-            <w:tcW w:type="dxa" w:w="2422"/>
+            <w:tcW w:type="dxa" w:w="1474"/>
           </w:tcPr>
           <w:p>
             <w:pPr>
               <w:spacing w:line="240" w:lineRule="auto"/>
               <w:ind w:firstLine="0"/>
             </w:pPr>
-            <w:r/>
             <w:r>
               <w:rPr>
                 <w:rFonts w:ascii="Times New Roman" w:hAnsi="Times New Roman"/>
-                <w:sz w:val="24"/>
+                <w:b w:val="0"/>
+                <w:sz w:val="20"/>
+              </w:rPr>
+              <w:t>6</w:t>
+            </w:r>
+          </w:p>
+        </w:tc>
+        <w:tc>
+          <w:tcPr>
+            <w:tcW w:type="dxa" w:w="5216"/>
+          </w:tcPr>
+          <w:p>
+            <w:pPr>
+              <w:spacing w:line="240" w:lineRule="auto"/>
+              <w:ind w:firstLine="0"/>
+            </w:pPr>
+            <w:r>
+              <w:rPr>
+                <w:rFonts w:ascii="Times New Roman" w:hAnsi="Times New Roman"/>
+                <w:b w:val="0"/>
+                <w:sz w:val="20"/>
               </w:rPr>
               <w:t>Скачут с самого утра.</w:t>
             </w:r>
@@ -2337,18 +2673,18 @@
       <w:tr>
         <w:tc>
           <w:tcPr>
-            <w:tcW w:type="dxa" w:w="2422"/>
+            <w:tcW w:type="dxa" w:w="454"/>
           </w:tcPr>
           <w:p>
             <w:pPr>
               <w:spacing w:line="240" w:lineRule="auto"/>
               <w:ind w:firstLine="0"/>
             </w:pPr>
-            <w:r/>
             <w:r>
               <w:rPr>
                 <w:rFonts w:ascii="Times New Roman" w:hAnsi="Times New Roman"/>
-                <w:sz w:val="24"/>
+                <w:b w:val="0"/>
+                <w:sz w:val="20"/>
               </w:rPr>
               <w:t>18</w:t>
             </w:r>
@@ -2356,18 +2692,18 @@
         </w:tc>
         <w:tc>
           <w:tcPr>
-            <w:tcW w:type="dxa" w:w="2422"/>
+            <w:tcW w:type="dxa" w:w="907"/>
           </w:tcPr>
           <w:p>
             <w:pPr>
               <w:spacing w:line="240" w:lineRule="auto"/>
               <w:ind w:firstLine="0"/>
             </w:pPr>
-            <w:r/>
             <w:r>
               <w:rPr>
                 <w:rFonts w:ascii="Times New Roman" w:hAnsi="Times New Roman"/>
-                <w:sz w:val="24"/>
+                <w:b w:val="0"/>
+                <w:sz w:val="20"/>
               </w:rPr>
               <w:t>НЕТ</w:t>
             </w:r>
@@ -2375,18 +2711,18 @@
         </w:tc>
         <w:tc>
           <w:tcPr>
-            <w:tcW w:type="dxa" w:w="2422"/>
+            <w:tcW w:type="dxa" w:w="1020"/>
           </w:tcPr>
           <w:p>
             <w:pPr>
               <w:spacing w:line="240" w:lineRule="auto"/>
               <w:ind w:firstLine="0"/>
             </w:pPr>
-            <w:r/>
             <w:r>
               <w:rPr>
                 <w:rFonts w:ascii="Times New Roman" w:hAnsi="Times New Roman"/>
-                <w:sz w:val="24"/>
+                <w:b w:val="0"/>
+                <w:sz w:val="20"/>
               </w:rPr>
               <w:t>7</w:t>
             </w:r>
@@ -2394,18 +2730,37 @@
         </w:tc>
         <w:tc>
           <w:tcPr>
-            <w:tcW w:type="dxa" w:w="2422"/>
+            <w:tcW w:type="dxa" w:w="1474"/>
           </w:tcPr>
           <w:p>
             <w:pPr>
               <w:spacing w:line="240" w:lineRule="auto"/>
               <w:ind w:firstLine="0"/>
             </w:pPr>
-            <w:r/>
             <w:r>
               <w:rPr>
                 <w:rFonts w:ascii="Times New Roman" w:hAnsi="Times New Roman"/>
-                <w:sz w:val="24"/>
+                <w:b w:val="0"/>
+                <w:sz w:val="20"/>
+              </w:rPr>
+              <w:t>1</w:t>
+            </w:r>
+          </w:p>
+        </w:tc>
+        <w:tc>
+          <w:tcPr>
+            <w:tcW w:type="dxa" w:w="5216"/>
+          </w:tcPr>
+          <w:p>
+            <w:pPr>
+              <w:spacing w:line="240" w:lineRule="auto"/>
+              <w:ind w:firstLine="0"/>
+            </w:pPr>
+            <w:r>
+              <w:rPr>
+                <w:rFonts w:ascii="Times New Roman" w:hAnsi="Times New Roman"/>
+                <w:b w:val="0"/>
+                <w:sz w:val="20"/>
               </w:rPr>
               <w:t>В переулке и в саду,</w:t>
             </w:r>
@@ -2415,18 +2770,18 @@
       <w:tr>
         <w:tc>
           <w:tcPr>
-            <w:tcW w:type="dxa" w:w="2422"/>
+            <w:tcW w:type="dxa" w:w="454"/>
           </w:tcPr>
           <w:p>
             <w:pPr>
               <w:spacing w:line="240" w:lineRule="auto"/>
               <w:ind w:firstLine="0"/>
             </w:pPr>
-            <w:r/>
             <w:r>
               <w:rPr>
                 <w:rFonts w:ascii="Times New Roman" w:hAnsi="Times New Roman"/>
-                <w:sz w:val="24"/>
+                <w:b w:val="0"/>
+                <w:sz w:val="20"/>
               </w:rPr>
               <w:t>19</w:t>
             </w:r>
@@ -2434,18 +2789,18 @@
         </w:tc>
         <w:tc>
           <w:tcPr>
-            <w:tcW w:type="dxa" w:w="2422"/>
+            <w:tcW w:type="dxa" w:w="907"/>
           </w:tcPr>
           <w:p>
             <w:pPr>
               <w:spacing w:line="240" w:lineRule="auto"/>
               <w:ind w:firstLine="0"/>
             </w:pPr>
-            <w:r/>
             <w:r>
               <w:rPr>
                 <w:rFonts w:ascii="Times New Roman" w:hAnsi="Times New Roman"/>
-                <w:sz w:val="24"/>
+                <w:b w:val="0"/>
+                <w:sz w:val="20"/>
               </w:rPr>
               <w:t>НЕТ</w:t>
             </w:r>
@@ -2453,18 +2808,18 @@
         </w:tc>
         <w:tc>
           <w:tcPr>
-            <w:tcW w:type="dxa" w:w="2422"/>
+            <w:tcW w:type="dxa" w:w="1020"/>
           </w:tcPr>
           <w:p>
             <w:pPr>
               <w:spacing w:line="240" w:lineRule="auto"/>
               <w:ind w:firstLine="0"/>
             </w:pPr>
-            <w:r/>
             <w:r>
               <w:rPr>
                 <w:rFonts w:ascii="Times New Roman" w:hAnsi="Times New Roman"/>
-                <w:sz w:val="24"/>
+                <w:b w:val="0"/>
+                <w:sz w:val="20"/>
               </w:rPr>
               <w:t>7</w:t>
             </w:r>
@@ -2472,18 +2827,37 @@
         </w:tc>
         <w:tc>
           <w:tcPr>
-            <w:tcW w:type="dxa" w:w="2422"/>
+            <w:tcW w:type="dxa" w:w="1474"/>
           </w:tcPr>
           <w:p>
             <w:pPr>
               <w:spacing w:line="240" w:lineRule="auto"/>
               <w:ind w:firstLine="0"/>
             </w:pPr>
-            <w:r/>
             <w:r>
               <w:rPr>
                 <w:rFonts w:ascii="Times New Roman" w:hAnsi="Times New Roman"/>
-                <w:sz w:val="24"/>
+                <w:b w:val="0"/>
+                <w:sz w:val="20"/>
+              </w:rPr>
+              <w:t>1</w:t>
+            </w:r>
+          </w:p>
+        </w:tc>
+        <w:tc>
+          <w:tcPr>
+            <w:tcW w:type="dxa" w:w="5216"/>
+          </w:tcPr>
+          <w:p>
+            <w:pPr>
+              <w:spacing w:line="240" w:lineRule="auto"/>
+              <w:ind w:firstLine="0"/>
+            </w:pPr>
+            <w:r>
+              <w:rPr>
+                <w:rFonts w:ascii="Times New Roman" w:hAnsi="Times New Roman"/>
+                <w:b w:val="0"/>
+                <w:sz w:val="20"/>
               </w:rPr>
               <w:t>У прохожих на виду,</w:t>
             </w:r>
@@ -2493,18 +2867,18 @@
       <w:tr>
         <w:tc>
           <w:tcPr>
-            <w:tcW w:type="dxa" w:w="2422"/>
+            <w:tcW w:type="dxa" w:w="454"/>
           </w:tcPr>
           <w:p>
             <w:pPr>
               <w:spacing w:line="240" w:lineRule="auto"/>
               <w:ind w:firstLine="0"/>
             </w:pPr>
-            <w:r/>
             <w:r>
               <w:rPr>
                 <w:rFonts w:ascii="Times New Roman" w:hAnsi="Times New Roman"/>
-                <w:sz w:val="24"/>
+                <w:b w:val="0"/>
+                <w:sz w:val="20"/>
               </w:rPr>
               <w:t>20</w:t>
             </w:r>
@@ -2512,18 +2886,18 @@
         </w:tc>
         <w:tc>
           <w:tcPr>
-            <w:tcW w:type="dxa" w:w="2422"/>
+            <w:tcW w:type="dxa" w:w="907"/>
           </w:tcPr>
           <w:p>
             <w:pPr>
               <w:spacing w:line="240" w:lineRule="auto"/>
               <w:ind w:firstLine="0"/>
             </w:pPr>
-            <w:r/>
             <w:r>
               <w:rPr>
                 <w:rFonts w:ascii="Times New Roman" w:hAnsi="Times New Roman"/>
-                <w:sz w:val="24"/>
+                <w:b w:val="0"/>
+                <w:sz w:val="20"/>
               </w:rPr>
               <w:t>НЕТ</w:t>
             </w:r>
@@ -2531,18 +2905,18 @@
         </w:tc>
         <w:tc>
           <w:tcPr>
-            <w:tcW w:type="dxa" w:w="2422"/>
+            <w:tcW w:type="dxa" w:w="1020"/>
           </w:tcPr>
           <w:p>
             <w:pPr>
               <w:spacing w:line="240" w:lineRule="auto"/>
               <w:ind w:firstLine="0"/>
             </w:pPr>
-            <w:r/>
             <w:r>
               <w:rPr>
                 <w:rFonts w:ascii="Times New Roman" w:hAnsi="Times New Roman"/>
-                <w:sz w:val="24"/>
+                <w:b w:val="0"/>
+                <w:sz w:val="20"/>
               </w:rPr>
               <w:t>7</w:t>
             </w:r>
@@ -2550,18 +2924,37 @@
         </w:tc>
         <w:tc>
           <w:tcPr>
-            <w:tcW w:type="dxa" w:w="2422"/>
+            <w:tcW w:type="dxa" w:w="1474"/>
           </w:tcPr>
           <w:p>
             <w:pPr>
               <w:spacing w:line="240" w:lineRule="auto"/>
               <w:ind w:firstLine="0"/>
             </w:pPr>
-            <w:r/>
             <w:r>
               <w:rPr>
                 <w:rFonts w:ascii="Times New Roman" w:hAnsi="Times New Roman"/>
-                <w:sz w:val="24"/>
+                <w:b w:val="0"/>
+                <w:sz w:val="20"/>
+              </w:rPr>
+              <w:t>5</w:t>
+            </w:r>
+          </w:p>
+        </w:tc>
+        <w:tc>
+          <w:tcPr>
+            <w:tcW w:type="dxa" w:w="5216"/>
+          </w:tcPr>
+          <w:p>
+            <w:pPr>
+              <w:spacing w:line="240" w:lineRule="auto"/>
+              <w:ind w:firstLine="0"/>
+            </w:pPr>
+            <w:r>
+              <w:rPr>
+                <w:rFonts w:ascii="Times New Roman" w:hAnsi="Times New Roman"/>
+                <w:b w:val="0"/>
+                <w:sz w:val="20"/>
               </w:rPr>
               <w:t>Вышла Лидочка вперед.</w:t>
             </w:r>
@@ -2653,7 +3046,7 @@
           <w:i/>
           <w:sz w:val="26"/>
         </w:rPr>
-        <w:t>Листинг 4 — вывод программы: классификация 20 строк (10 «ДА» и 10 «НЕТ»)</w:t>
+        <w:t>Листинг 4 — вывод дополненной программы: 20 строк (10 «ДА» и 10 «НЕТ»)</w:t>
       </w:r>
     </w:p>
     <w:p>
@@ -2680,7 +3073,7 @@
           <w:rFonts w:ascii="Times New Roman" w:hAnsi="Times New Roman"/>
           <w:sz w:val="28"/>
         </w:rPr>
-        <w:t>В рамках практической работы предложен метод сокрытия одного бита в текстовой строке через чётность числа русских гласных букв. Метод определён на всём множестве осмысленных предложений русского языка, легко применим и обратим. Реализация программы выполнена в стиле Clean Architecture с инжектом зависимостей через dishka, эталонный набор из 10 строк «ДА» и 10 строк «НЕТ» классифицируется верно.</w:t>
+        <w:t>В рамках практической работы исходный метод по чётности числа русских гласных дополнен проверкой длины первого слова. Ответ «ДА» выдаётся только при чётном числе гласных и длине первого слова больше 5 букв. Реализация проверена на граничном значении 5, строках с пунктуацией и эталонном наборе из 10 строк «ДА» и 10 строк «НЕТ».</w:t>
       </w:r>
     </w:p>
     <w:sectPr>
